--- a/BE/Backend Security.docx
+++ b/BE/Backend Security.docx
@@ -20,6 +20,37 @@
       <w:pPr>
         <w:numPr>
           <w:ilvl w:val="0"/>
+          <w:numId w:val="0"/>
+        </w:numPr>
+        <w:rPr>
+          <w:rFonts w:hint="default"/>
+          <w:lang w:val="en-US"/>
+        </w:rPr>
+      </w:pPr>
+      <w:r>
+        <w:rPr>
+          <w:rFonts w:hint="default"/>
+          <w:lang w:val="en-US"/>
+        </w:rPr>
+        <w:t>Ans: The user does not need to refresh the page. When an API returns a 401 because the Access Token has expired, the front-end automatically intercepts the response, calls the refresh endpoint using the Refresh Token, receives a new Access Token, updates it, and retries the original API request. Only if the Refresh Token has also expired is the user redirected to the login page.</w:t>
+      </w:r>
+    </w:p>
+    <w:p>
+      <w:pPr>
+        <w:numPr>
+          <w:ilvl w:val="0"/>
+          <w:numId w:val="0"/>
+        </w:numPr>
+        <w:rPr>
+          <w:rFonts w:hint="default"/>
+          <w:lang w:val="en-US"/>
+        </w:rPr>
+      </w:pPr>
+    </w:p>
+    <w:p>
+      <w:pPr>
+        <w:numPr>
+          <w:ilvl w:val="0"/>
           <w:numId w:val="1"/>
         </w:numPr>
       </w:pPr>
@@ -35,6 +66,210 @@
       <w:pPr>
         <w:numPr>
           <w:ilvl w:val="0"/>
+          <w:numId w:val="0"/>
+        </w:numPr>
+        <w:rPr>
+          <w:rFonts w:hint="default"/>
+          <w:lang w:val="en-US"/>
+        </w:rPr>
+      </w:pPr>
+      <w:r>
+        <w:rPr>
+          <w:rFonts w:hint="default"/>
+          <w:lang w:val="en-US"/>
+        </w:rPr>
+        <w:t>Ans: JWTAuthenticationFilter</w:t>
+      </w:r>
+    </w:p>
+    <w:p>
+      <w:pPr>
+        <w:numPr>
+          <w:ilvl w:val="0"/>
+          <w:numId w:val="0"/>
+        </w:numPr>
+        <w:rPr>
+          <w:rFonts w:hint="default"/>
+          <w:lang w:val="en-US"/>
+        </w:rPr>
+      </w:pPr>
+      <w:r>
+        <w:rPr>
+          <w:rFonts w:hint="default"/>
+          <w:lang w:val="en-US"/>
+        </w:rPr>
+        <w:t xml:space="preserve">        userDetailsService</w:t>
+      </w:r>
+    </w:p>
+    <w:p>
+      <w:pPr>
+        <w:numPr>
+          <w:ilvl w:val="0"/>
+          <w:numId w:val="0"/>
+        </w:numPr>
+        <w:rPr>
+          <w:rFonts w:hint="default"/>
+          <w:lang w:val="en-US"/>
+        </w:rPr>
+      </w:pPr>
+      <w:r>
+        <w:rPr>
+          <w:rFonts w:hint="default"/>
+          <w:lang w:val="en-US"/>
+        </w:rPr>
+        <w:t xml:space="preserve">        UsernamePasswordAuthenticationToken</w:t>
+      </w:r>
+    </w:p>
+    <w:p>
+      <w:pPr>
+        <w:numPr>
+          <w:ilvl w:val="0"/>
+          <w:numId w:val="0"/>
+        </w:numPr>
+        <w:rPr>
+          <w:rFonts w:hint="default"/>
+          <w:lang w:val="en-US"/>
+        </w:rPr>
+      </w:pPr>
+      <w:r>
+        <w:rPr>
+          <w:rFonts w:hint="default"/>
+          <w:lang w:val="en-US"/>
+        </w:rPr>
+        <w:t xml:space="preserve">        SecurityContextHolder</w:t>
+      </w:r>
+    </w:p>
+    <w:p>
+      <w:pPr>
+        <w:numPr>
+          <w:ilvl w:val="0"/>
+          <w:numId w:val="0"/>
+        </w:numPr>
+        <w:rPr>
+          <w:rFonts w:hint="default"/>
+          <w:lang w:val="en-US"/>
+        </w:rPr>
+      </w:pPr>
+      <w:r>
+        <w:rPr>
+          <w:rFonts w:ascii="SimSun" w:hAnsi="SimSun" w:eastAsia="SimSun" w:cs="SimSun"/>
+          <w:sz w:val="24"/>
+          <w:szCs w:val="24"/>
+        </w:rPr>
+        <w:t>String token = Jwts.builder()</w:t>
+      </w:r>
+      <w:r>
+        <w:rPr>
+          <w:rFonts w:ascii="SimSun" w:hAnsi="SimSun" w:eastAsia="SimSun" w:cs="SimSun"/>
+          <w:sz w:val="24"/>
+          <w:szCs w:val="24"/>
+        </w:rPr>
+        <w:br w:type="textWrapping"/>
+      </w:r>
+      <w:r>
+        <w:rPr>
+          <w:rFonts w:ascii="SimSun" w:hAnsi="SimSun" w:eastAsia="SimSun" w:cs="SimSun"/>
+          <w:sz w:val="24"/>
+          <w:szCs w:val="24"/>
+        </w:rPr>
+        <w:t>.subject(username)</w:t>
+      </w:r>
+      <w:r>
+        <w:rPr>
+          <w:rFonts w:ascii="SimSun" w:hAnsi="SimSun" w:eastAsia="SimSun" w:cs="SimSun"/>
+          <w:sz w:val="24"/>
+          <w:szCs w:val="24"/>
+        </w:rPr>
+        <w:br w:type="textWrapping"/>
+      </w:r>
+      <w:r>
+        <w:rPr>
+          <w:rFonts w:ascii="SimSun" w:hAnsi="SimSun" w:eastAsia="SimSun" w:cs="SimSun"/>
+          <w:sz w:val="24"/>
+          <w:szCs w:val="24"/>
+        </w:rPr>
+        <w:t>.claim("role", "ADMIN")</w:t>
+      </w:r>
+      <w:r>
+        <w:rPr>
+          <w:rFonts w:ascii="SimSun" w:hAnsi="SimSun" w:eastAsia="SimSun" w:cs="SimSun"/>
+          <w:sz w:val="24"/>
+          <w:szCs w:val="24"/>
+        </w:rPr>
+        <w:br w:type="textWrapping"/>
+      </w:r>
+      <w:r>
+        <w:rPr>
+          <w:rFonts w:ascii="SimSun" w:hAnsi="SimSun" w:eastAsia="SimSun" w:cs="SimSun"/>
+          <w:sz w:val="24"/>
+          <w:szCs w:val="24"/>
+        </w:rPr>
+        <w:t>.issuedAt(new Date())</w:t>
+      </w:r>
+      <w:r>
+        <w:rPr>
+          <w:rFonts w:ascii="SimSun" w:hAnsi="SimSun" w:eastAsia="SimSun" w:cs="SimSun"/>
+          <w:sz w:val="24"/>
+          <w:szCs w:val="24"/>
+        </w:rPr>
+        <w:br w:type="textWrapping"/>
+      </w:r>
+      <w:r>
+        <w:rPr>
+          <w:rFonts w:ascii="SimSun" w:hAnsi="SimSun" w:eastAsia="SimSun" w:cs="SimSun"/>
+          <w:sz w:val="24"/>
+          <w:szCs w:val="24"/>
+        </w:rPr>
+        <w:t>.expiration(expiryDate)</w:t>
+      </w:r>
+      <w:r>
+        <w:rPr>
+          <w:rFonts w:ascii="SimSun" w:hAnsi="SimSun" w:eastAsia="SimSun" w:cs="SimSun"/>
+          <w:sz w:val="24"/>
+          <w:szCs w:val="24"/>
+        </w:rPr>
+        <w:br w:type="textWrapping"/>
+      </w:r>
+      <w:r>
+        <w:rPr>
+          <w:rFonts w:ascii="SimSun" w:hAnsi="SimSun" w:eastAsia="SimSun" w:cs="SimSun"/>
+          <w:sz w:val="24"/>
+          <w:szCs w:val="24"/>
+        </w:rPr>
+        <w:t>.signWith(secretKey)</w:t>
+      </w:r>
+      <w:r>
+        <w:rPr>
+          <w:rFonts w:ascii="SimSun" w:hAnsi="SimSun" w:eastAsia="SimSun" w:cs="SimSun"/>
+          <w:sz w:val="24"/>
+          <w:szCs w:val="24"/>
+        </w:rPr>
+        <w:br w:type="textWrapping"/>
+      </w:r>
+      <w:r>
+        <w:rPr>
+          <w:rFonts w:ascii="SimSun" w:hAnsi="SimSun" w:eastAsia="SimSun" w:cs="SimSun"/>
+          <w:sz w:val="24"/>
+          <w:szCs w:val="24"/>
+        </w:rPr>
+        <w:t>.compact();</w:t>
+      </w:r>
+    </w:p>
+    <w:p>
+      <w:pPr>
+        <w:numPr>
+          <w:ilvl w:val="0"/>
+          <w:numId w:val="0"/>
+        </w:numPr>
+        <w:rPr>
+          <w:rFonts w:hint="default"/>
+          <w:lang w:val="en-US"/>
+        </w:rPr>
+      </w:pPr>
+    </w:p>
+    <w:p>
+      <w:pPr>
+        <w:numPr>
+          <w:ilvl w:val="0"/>
           <w:numId w:val="1"/>
         </w:numPr>
       </w:pPr>
@@ -50,6 +285,1204 @@
       <w:pPr>
         <w:numPr>
           <w:ilvl w:val="0"/>
+          <w:numId w:val="0"/>
+        </w:numPr>
+        <w:rPr>
+          <w:rFonts w:hint="default"/>
+          <w:lang w:val="en-US"/>
+        </w:rPr>
+      </w:pPr>
+      <w:r>
+        <w:rPr>
+          <w:rFonts w:hint="default"/>
+          <w:lang w:val="en-US"/>
+        </w:rPr>
+        <w:t>Ans: 1. JWT Security (Authentication)</w:t>
+      </w:r>
+    </w:p>
+    <w:p>
+      <w:pPr>
+        <w:numPr>
+          <w:ilvl w:val="0"/>
+          <w:numId w:val="0"/>
+        </w:numPr>
+        <w:rPr>
+          <w:rFonts w:hint="default"/>
+          <w:lang w:val="en-US"/>
+        </w:rPr>
+      </w:pPr>
+    </w:p>
+    <w:p>
+      <w:pPr>
+        <w:numPr>
+          <w:ilvl w:val="0"/>
+          <w:numId w:val="0"/>
+        </w:numPr>
+        <w:rPr>
+          <w:rFonts w:hint="default"/>
+          <w:lang w:val="en-US"/>
+        </w:rPr>
+      </w:pPr>
+      <w:r>
+        <w:rPr>
+          <w:rFonts w:hint="default"/>
+          <w:lang w:val="en-US"/>
+        </w:rPr>
+        <w:t>Purpose: Authenticate users using a JWT token.</w:t>
+      </w:r>
+    </w:p>
+    <w:p>
+      <w:pPr>
+        <w:numPr>
+          <w:ilvl w:val="0"/>
+          <w:numId w:val="0"/>
+        </w:numPr>
+        <w:rPr>
+          <w:rFonts w:hint="default"/>
+          <w:lang w:val="en-US"/>
+        </w:rPr>
+      </w:pPr>
+    </w:p>
+    <w:p>
+      <w:pPr>
+        <w:numPr>
+          <w:ilvl w:val="0"/>
+          <w:numId w:val="0"/>
+        </w:numPr>
+        <w:rPr>
+          <w:rFonts w:hint="default"/>
+          <w:lang w:val="en-US"/>
+        </w:rPr>
+      </w:pPr>
+      <w:r>
+        <w:rPr>
+          <w:rFonts w:hint="default"/>
+          <w:lang w:val="en-US"/>
+        </w:rPr>
+        <w:t>Flow:</w:t>
+      </w:r>
+    </w:p>
+    <w:p>
+      <w:pPr>
+        <w:numPr>
+          <w:ilvl w:val="0"/>
+          <w:numId w:val="0"/>
+        </w:numPr>
+        <w:rPr>
+          <w:rFonts w:hint="default"/>
+          <w:lang w:val="en-US"/>
+        </w:rPr>
+      </w:pPr>
+    </w:p>
+    <w:p>
+      <w:pPr>
+        <w:numPr>
+          <w:ilvl w:val="0"/>
+          <w:numId w:val="0"/>
+        </w:numPr>
+        <w:rPr>
+          <w:rFonts w:hint="default"/>
+          <w:lang w:val="en-US"/>
+        </w:rPr>
+      </w:pPr>
+      <w:r>
+        <w:rPr>
+          <w:rFonts w:hint="default"/>
+          <w:lang w:val="en-US"/>
+        </w:rPr>
+        <w:t>User logs in with username/password.</w:t>
+      </w:r>
+    </w:p>
+    <w:p>
+      <w:pPr>
+        <w:numPr>
+          <w:ilvl w:val="0"/>
+          <w:numId w:val="0"/>
+        </w:numPr>
+        <w:rPr>
+          <w:rFonts w:hint="default"/>
+          <w:lang w:val="en-US"/>
+        </w:rPr>
+      </w:pPr>
+      <w:r>
+        <w:rPr>
+          <w:rFonts w:hint="default"/>
+          <w:lang w:val="en-US"/>
+        </w:rPr>
+        <w:t>Server validates credentials.</w:t>
+      </w:r>
+    </w:p>
+    <w:p>
+      <w:pPr>
+        <w:numPr>
+          <w:ilvl w:val="0"/>
+          <w:numId w:val="0"/>
+        </w:numPr>
+        <w:rPr>
+          <w:rFonts w:hint="default"/>
+          <w:lang w:val="en-US"/>
+        </w:rPr>
+      </w:pPr>
+      <w:r>
+        <w:rPr>
+          <w:rFonts w:hint="default"/>
+          <w:lang w:val="en-US"/>
+        </w:rPr>
+        <w:t>Server generates a JWT.</w:t>
+      </w:r>
+    </w:p>
+    <w:p>
+      <w:pPr>
+        <w:numPr>
+          <w:ilvl w:val="0"/>
+          <w:numId w:val="0"/>
+        </w:numPr>
+        <w:rPr>
+          <w:rFonts w:hint="default"/>
+          <w:lang w:val="en-US"/>
+        </w:rPr>
+      </w:pPr>
+      <w:r>
+        <w:rPr>
+          <w:rFonts w:hint="default"/>
+          <w:lang w:val="en-US"/>
+        </w:rPr>
+        <w:t>Client sends the JWT in the Authorization: Bearer &lt;token&gt; header.</w:t>
+      </w:r>
+    </w:p>
+    <w:p>
+      <w:pPr>
+        <w:numPr>
+          <w:ilvl w:val="0"/>
+          <w:numId w:val="0"/>
+        </w:numPr>
+        <w:rPr>
+          <w:rFonts w:hint="default"/>
+          <w:lang w:val="en-US"/>
+        </w:rPr>
+      </w:pPr>
+      <w:r>
+        <w:rPr>
+          <w:rFonts w:hint="default"/>
+          <w:lang w:val="en-US"/>
+        </w:rPr>
+        <w:t>A JWT filter validates the token for every request.</w:t>
+      </w:r>
+    </w:p>
+    <w:p>
+      <w:pPr>
+        <w:numPr>
+          <w:ilvl w:val="0"/>
+          <w:numId w:val="0"/>
+        </w:numPr>
+        <w:rPr>
+          <w:rFonts w:hint="default"/>
+          <w:lang w:val="en-US"/>
+        </w:rPr>
+      </w:pPr>
+      <w:r>
+        <w:rPr>
+          <w:rFonts w:hint="default"/>
+          <w:lang w:val="en-US"/>
+        </w:rPr>
+        <w:t>If valid, the user is authenticated.</w:t>
+      </w:r>
+    </w:p>
+    <w:p>
+      <w:pPr>
+        <w:numPr>
+          <w:ilvl w:val="0"/>
+          <w:numId w:val="0"/>
+        </w:numPr>
+        <w:rPr>
+          <w:rFonts w:hint="default"/>
+          <w:lang w:val="en-US"/>
+        </w:rPr>
+      </w:pPr>
+    </w:p>
+    <w:p>
+      <w:pPr>
+        <w:numPr>
+          <w:ilvl w:val="0"/>
+          <w:numId w:val="0"/>
+        </w:numPr>
+        <w:rPr>
+          <w:rFonts w:hint="default"/>
+          <w:lang w:val="en-US"/>
+        </w:rPr>
+      </w:pPr>
+      <w:r>
+        <w:rPr>
+          <w:rFonts w:hint="default"/>
+          <w:lang w:val="en-US"/>
+        </w:rPr>
+        <w:t>Key points to mention:</w:t>
+      </w:r>
+    </w:p>
+    <w:p>
+      <w:pPr>
+        <w:numPr>
+          <w:ilvl w:val="0"/>
+          <w:numId w:val="0"/>
+        </w:numPr>
+        <w:rPr>
+          <w:rFonts w:hint="default"/>
+          <w:lang w:val="en-US"/>
+        </w:rPr>
+      </w:pPr>
+    </w:p>
+    <w:p>
+      <w:pPr>
+        <w:numPr>
+          <w:ilvl w:val="0"/>
+          <w:numId w:val="0"/>
+        </w:numPr>
+        <w:rPr>
+          <w:rFonts w:hint="default"/>
+          <w:lang w:val="en-US"/>
+        </w:rPr>
+      </w:pPr>
+      <w:r>
+        <w:rPr>
+          <w:rFonts w:hint="default"/>
+          <w:lang w:val="en-US"/>
+        </w:rPr>
+        <w:t>Stateless authentication (no session stored on the server).</w:t>
+      </w:r>
+    </w:p>
+    <w:p>
+      <w:pPr>
+        <w:numPr>
+          <w:ilvl w:val="0"/>
+          <w:numId w:val="0"/>
+        </w:numPr>
+        <w:rPr>
+          <w:rFonts w:hint="default"/>
+          <w:lang w:val="en-US"/>
+        </w:rPr>
+      </w:pPr>
+      <w:r>
+        <w:rPr>
+          <w:rFonts w:hint="default"/>
+          <w:lang w:val="en-US"/>
+        </w:rPr>
+        <w:t>Uses Spring Security.</w:t>
+      </w:r>
+    </w:p>
+    <w:p>
+      <w:pPr>
+        <w:numPr>
+          <w:ilvl w:val="0"/>
+          <w:numId w:val="0"/>
+        </w:numPr>
+        <w:rPr>
+          <w:rFonts w:hint="default"/>
+          <w:lang w:val="en-US"/>
+        </w:rPr>
+      </w:pPr>
+      <w:r>
+        <w:rPr>
+          <w:rFonts w:hint="default"/>
+          <w:lang w:val="en-US"/>
+        </w:rPr>
+        <w:t>Custom OncePerRequestFilter validates the token.</w:t>
+      </w:r>
+    </w:p>
+    <w:p>
+      <w:pPr>
+        <w:numPr>
+          <w:ilvl w:val="0"/>
+          <w:numId w:val="0"/>
+        </w:numPr>
+        <w:rPr>
+          <w:rFonts w:hint="default"/>
+          <w:lang w:val="en-US"/>
+        </w:rPr>
+      </w:pPr>
+      <w:r>
+        <w:rPr>
+          <w:rFonts w:hint="default"/>
+          <w:lang w:val="en-US"/>
+        </w:rPr>
+        <w:t>SecurityContextHolder stores the authenticated user for the current request.</w:t>
+      </w:r>
+    </w:p>
+    <w:p>
+      <w:pPr>
+        <w:numPr>
+          <w:ilvl w:val="0"/>
+          <w:numId w:val="0"/>
+        </w:numPr>
+        <w:rPr>
+          <w:rFonts w:hint="default"/>
+          <w:lang w:val="en-US"/>
+        </w:rPr>
+      </w:pPr>
+    </w:p>
+    <w:p>
+      <w:pPr>
+        <w:numPr>
+          <w:ilvl w:val="0"/>
+          <w:numId w:val="0"/>
+        </w:numPr>
+        <w:rPr>
+          <w:rFonts w:hint="default"/>
+          <w:lang w:val="en-US"/>
+        </w:rPr>
+      </w:pPr>
+      <w:r>
+        <w:rPr>
+          <w:rFonts w:hint="default"/>
+          <w:lang w:val="en-US"/>
+        </w:rPr>
+        <w:t>Interview answer:</w:t>
+      </w:r>
+    </w:p>
+    <w:p>
+      <w:pPr>
+        <w:numPr>
+          <w:ilvl w:val="0"/>
+          <w:numId w:val="0"/>
+        </w:numPr>
+        <w:rPr>
+          <w:rFonts w:hint="default"/>
+          <w:lang w:val="en-US"/>
+        </w:rPr>
+      </w:pPr>
+    </w:p>
+    <w:p>
+      <w:pPr>
+        <w:numPr>
+          <w:ilvl w:val="0"/>
+          <w:numId w:val="0"/>
+        </w:numPr>
+        <w:rPr>
+          <w:rFonts w:hint="default"/>
+          <w:lang w:val="en-US"/>
+        </w:rPr>
+      </w:pPr>
+      <w:r>
+        <w:rPr>
+          <w:rFonts w:hint="default"/>
+          <w:lang w:val="en-US"/>
+        </w:rPr>
+        <w:t>"We implemented JWT authentication where users receive a token after login. Every request carries the token, and a custom JWT filter validates it before allowing access."</w:t>
+      </w:r>
+    </w:p>
+    <w:p>
+      <w:pPr>
+        <w:numPr>
+          <w:ilvl w:val="0"/>
+          <w:numId w:val="0"/>
+        </w:numPr>
+        <w:rPr>
+          <w:rFonts w:hint="default"/>
+          <w:lang w:val="en-US"/>
+        </w:rPr>
+      </w:pPr>
+    </w:p>
+    <w:p>
+      <w:pPr>
+        <w:numPr>
+          <w:ilvl w:val="0"/>
+          <w:numId w:val="0"/>
+        </w:numPr>
+        <w:rPr>
+          <w:rFonts w:hint="default"/>
+          <w:lang w:val="en-US"/>
+        </w:rPr>
+      </w:pPr>
+      <w:r>
+        <w:rPr>
+          <w:rFonts w:hint="default"/>
+          <w:lang w:val="en-US"/>
+        </w:rPr>
+        <w:t>2. JWT with Role-Based Security (Authorization)</w:t>
+      </w:r>
+    </w:p>
+    <w:p>
+      <w:pPr>
+        <w:numPr>
+          <w:ilvl w:val="0"/>
+          <w:numId w:val="0"/>
+        </w:numPr>
+        <w:rPr>
+          <w:rFonts w:hint="default"/>
+          <w:lang w:val="en-US"/>
+        </w:rPr>
+      </w:pPr>
+    </w:p>
+    <w:p>
+      <w:pPr>
+        <w:numPr>
+          <w:ilvl w:val="0"/>
+          <w:numId w:val="0"/>
+        </w:numPr>
+        <w:rPr>
+          <w:rFonts w:hint="default"/>
+          <w:lang w:val="en-US"/>
+        </w:rPr>
+      </w:pPr>
+      <w:r>
+        <w:rPr>
+          <w:rFonts w:hint="default"/>
+          <w:lang w:val="en-US"/>
+        </w:rPr>
+        <w:t>Purpose: Control what authenticated users are allowed to do.</w:t>
+      </w:r>
+    </w:p>
+    <w:p>
+      <w:pPr>
+        <w:numPr>
+          <w:ilvl w:val="0"/>
+          <w:numId w:val="0"/>
+        </w:numPr>
+        <w:rPr>
+          <w:rFonts w:hint="default"/>
+          <w:lang w:val="en-US"/>
+        </w:rPr>
+      </w:pPr>
+    </w:p>
+    <w:p>
+      <w:pPr>
+        <w:numPr>
+          <w:ilvl w:val="0"/>
+          <w:numId w:val="0"/>
+        </w:numPr>
+        <w:rPr>
+          <w:rFonts w:hint="default"/>
+          <w:lang w:val="en-US"/>
+        </w:rPr>
+      </w:pPr>
+      <w:r>
+        <w:rPr>
+          <w:rFonts w:hint="default"/>
+          <w:lang w:val="en-US"/>
+        </w:rPr>
+        <w:t>Flow:</w:t>
+      </w:r>
+    </w:p>
+    <w:p>
+      <w:pPr>
+        <w:numPr>
+          <w:ilvl w:val="0"/>
+          <w:numId w:val="0"/>
+        </w:numPr>
+        <w:rPr>
+          <w:rFonts w:hint="default"/>
+          <w:lang w:val="en-US"/>
+        </w:rPr>
+      </w:pPr>
+    </w:p>
+    <w:p>
+      <w:pPr>
+        <w:numPr>
+          <w:ilvl w:val="0"/>
+          <w:numId w:val="0"/>
+        </w:numPr>
+        <w:rPr>
+          <w:rFonts w:hint="default"/>
+          <w:lang w:val="en-US"/>
+        </w:rPr>
+      </w:pPr>
+      <w:r>
+        <w:rPr>
+          <w:rFonts w:hint="default"/>
+          <w:lang w:val="en-US"/>
+        </w:rPr>
+        <w:t>JWT contains user roles (e.g., ADMIN, USER).</w:t>
+      </w:r>
+    </w:p>
+    <w:p>
+      <w:pPr>
+        <w:numPr>
+          <w:ilvl w:val="0"/>
+          <w:numId w:val="0"/>
+        </w:numPr>
+        <w:rPr>
+          <w:rFonts w:hint="default"/>
+          <w:lang w:val="en-US"/>
+        </w:rPr>
+      </w:pPr>
+      <w:r>
+        <w:rPr>
+          <w:rFonts w:hint="default"/>
+          <w:lang w:val="en-US"/>
+        </w:rPr>
+        <w:t>After token validation, Spring Security checks the user's roles.</w:t>
+      </w:r>
+    </w:p>
+    <w:p>
+      <w:pPr>
+        <w:numPr>
+          <w:ilvl w:val="0"/>
+          <w:numId w:val="0"/>
+        </w:numPr>
+        <w:rPr>
+          <w:rFonts w:hint="default"/>
+          <w:lang w:val="en-US"/>
+        </w:rPr>
+      </w:pPr>
+      <w:r>
+        <w:rPr>
+          <w:rFonts w:hint="default"/>
+          <w:lang w:val="en-US"/>
+        </w:rPr>
+        <w:t>Access is granted or denied based on the required role.</w:t>
+      </w:r>
+    </w:p>
+    <w:p>
+      <w:pPr>
+        <w:numPr>
+          <w:ilvl w:val="0"/>
+          <w:numId w:val="0"/>
+        </w:numPr>
+        <w:rPr>
+          <w:rFonts w:hint="default"/>
+          <w:lang w:val="en-US"/>
+        </w:rPr>
+      </w:pPr>
+    </w:p>
+    <w:p>
+      <w:pPr>
+        <w:numPr>
+          <w:ilvl w:val="0"/>
+          <w:numId w:val="0"/>
+        </w:numPr>
+        <w:rPr>
+          <w:rFonts w:hint="default"/>
+          <w:lang w:val="en-US"/>
+        </w:rPr>
+      </w:pPr>
+      <w:r>
+        <w:rPr>
+          <w:rFonts w:hint="default"/>
+          <w:lang w:val="en-US"/>
+        </w:rPr>
+        <w:t>Key points to mention:</w:t>
+      </w:r>
+    </w:p>
+    <w:p>
+      <w:pPr>
+        <w:numPr>
+          <w:ilvl w:val="0"/>
+          <w:numId w:val="0"/>
+        </w:numPr>
+        <w:rPr>
+          <w:rFonts w:hint="default"/>
+          <w:lang w:val="en-US"/>
+        </w:rPr>
+      </w:pPr>
+    </w:p>
+    <w:p>
+      <w:pPr>
+        <w:numPr>
+          <w:ilvl w:val="0"/>
+          <w:numId w:val="0"/>
+        </w:numPr>
+        <w:rPr>
+          <w:rFonts w:hint="default"/>
+          <w:lang w:val="en-US"/>
+        </w:rPr>
+      </w:pPr>
+      <w:r>
+        <w:rPr>
+          <w:rFonts w:hint="default"/>
+          <w:lang w:val="en-US"/>
+        </w:rPr>
+        <w:t>Roles are stored in JWT claims.</w:t>
+      </w:r>
+    </w:p>
+    <w:p>
+      <w:pPr>
+        <w:numPr>
+          <w:ilvl w:val="0"/>
+          <w:numId w:val="0"/>
+        </w:numPr>
+        <w:rPr>
+          <w:rFonts w:hint="default"/>
+          <w:lang w:val="en-US"/>
+        </w:rPr>
+      </w:pPr>
+      <w:r>
+        <w:rPr>
+          <w:rFonts w:hint="default"/>
+          <w:lang w:val="en-US"/>
+        </w:rPr>
+        <w:t>Use @PreAuthorize, @Secured, or URL-based authorization.</w:t>
+      </w:r>
+    </w:p>
+    <w:p>
+      <w:pPr>
+        <w:numPr>
+          <w:ilvl w:val="0"/>
+          <w:numId w:val="0"/>
+        </w:numPr>
+        <w:rPr>
+          <w:rFonts w:hint="default"/>
+          <w:lang w:val="en-US"/>
+        </w:rPr>
+      </w:pPr>
+      <w:r>
+        <w:rPr>
+          <w:rFonts w:hint="default"/>
+          <w:lang w:val="en-US"/>
+        </w:rPr>
+        <w:t>Supports Role-Based Access Control (RBAC).</w:t>
+      </w:r>
+    </w:p>
+    <w:p>
+      <w:pPr>
+        <w:numPr>
+          <w:ilvl w:val="0"/>
+          <w:numId w:val="0"/>
+        </w:numPr>
+        <w:rPr>
+          <w:rFonts w:hint="default"/>
+          <w:lang w:val="en-US"/>
+        </w:rPr>
+      </w:pPr>
+    </w:p>
+    <w:p>
+      <w:pPr>
+        <w:numPr>
+          <w:ilvl w:val="0"/>
+          <w:numId w:val="0"/>
+        </w:numPr>
+        <w:rPr>
+          <w:rFonts w:hint="default"/>
+          <w:lang w:val="en-US"/>
+        </w:rPr>
+      </w:pPr>
+      <w:r>
+        <w:rPr>
+          <w:rFonts w:hint="default"/>
+          <w:lang w:val="en-US"/>
+        </w:rPr>
+        <w:t>Example:</w:t>
+      </w:r>
+    </w:p>
+    <w:p>
+      <w:pPr>
+        <w:numPr>
+          <w:ilvl w:val="0"/>
+          <w:numId w:val="0"/>
+        </w:numPr>
+        <w:rPr>
+          <w:rFonts w:hint="default"/>
+          <w:lang w:val="en-US"/>
+        </w:rPr>
+      </w:pPr>
+    </w:p>
+    <w:p>
+      <w:pPr>
+        <w:numPr>
+          <w:ilvl w:val="0"/>
+          <w:numId w:val="0"/>
+        </w:numPr>
+        <w:rPr>
+          <w:rFonts w:hint="default"/>
+          <w:lang w:val="en-US"/>
+        </w:rPr>
+      </w:pPr>
+      <w:r>
+        <w:rPr>
+          <w:rFonts w:hint="default"/>
+          <w:lang w:val="en-US"/>
+        </w:rPr>
+        <w:t>@PreAuthorize("hasRole('ADMIN')")</w:t>
+      </w:r>
+    </w:p>
+    <w:p>
+      <w:pPr>
+        <w:numPr>
+          <w:ilvl w:val="0"/>
+          <w:numId w:val="0"/>
+        </w:numPr>
+        <w:rPr>
+          <w:rFonts w:hint="default"/>
+          <w:lang w:val="en-US"/>
+        </w:rPr>
+      </w:pPr>
+      <w:r>
+        <w:rPr>
+          <w:rFonts w:hint="default"/>
+          <w:lang w:val="en-US"/>
+        </w:rPr>
+        <w:t>public void deleteUser() { }</w:t>
+      </w:r>
+    </w:p>
+    <w:p>
+      <w:pPr>
+        <w:numPr>
+          <w:ilvl w:val="0"/>
+          <w:numId w:val="0"/>
+        </w:numPr>
+        <w:rPr>
+          <w:rFonts w:hint="default"/>
+          <w:lang w:val="en-US"/>
+        </w:rPr>
+      </w:pPr>
+    </w:p>
+    <w:p>
+      <w:pPr>
+        <w:numPr>
+          <w:ilvl w:val="0"/>
+          <w:numId w:val="0"/>
+        </w:numPr>
+        <w:rPr>
+          <w:rFonts w:hint="default"/>
+          <w:lang w:val="en-US"/>
+        </w:rPr>
+      </w:pPr>
+      <w:r>
+        <w:rPr>
+          <w:rFonts w:hint="default"/>
+          <w:lang w:val="en-US"/>
+        </w:rPr>
+        <w:t>Interview answer:</w:t>
+      </w:r>
+    </w:p>
+    <w:p>
+      <w:pPr>
+        <w:numPr>
+          <w:ilvl w:val="0"/>
+          <w:numId w:val="0"/>
+        </w:numPr>
+        <w:rPr>
+          <w:rFonts w:hint="default"/>
+          <w:lang w:val="en-US"/>
+        </w:rPr>
+      </w:pPr>
+    </w:p>
+    <w:p>
+      <w:pPr>
+        <w:numPr>
+          <w:ilvl w:val="0"/>
+          <w:numId w:val="0"/>
+        </w:numPr>
+        <w:rPr>
+          <w:rFonts w:hint="default"/>
+          <w:lang w:val="en-US"/>
+        </w:rPr>
+      </w:pPr>
+      <w:r>
+        <w:rPr>
+          <w:rFonts w:hint="default"/>
+          <w:lang w:val="en-US"/>
+        </w:rPr>
+        <w:t>"After authenticating the JWT, we performed authorization using roles stored in the token. For example, only users with the ADMIN role could access certain APIs."</w:t>
+      </w:r>
+    </w:p>
+    <w:p>
+      <w:pPr>
+        <w:numPr>
+          <w:ilvl w:val="0"/>
+          <w:numId w:val="0"/>
+        </w:numPr>
+        <w:rPr>
+          <w:rFonts w:hint="default"/>
+          <w:lang w:val="en-US"/>
+        </w:rPr>
+      </w:pPr>
+    </w:p>
+    <w:p>
+      <w:pPr>
+        <w:numPr>
+          <w:ilvl w:val="0"/>
+          <w:numId w:val="0"/>
+        </w:numPr>
+        <w:rPr>
+          <w:rFonts w:hint="default"/>
+          <w:lang w:val="en-US"/>
+        </w:rPr>
+      </w:pPr>
+      <w:r>
+        <w:rPr>
+          <w:rFonts w:hint="default"/>
+          <w:lang w:val="en-US"/>
+        </w:rPr>
+        <w:t>3. OAuth 2.0 / OpenID Connect</w:t>
+      </w:r>
+    </w:p>
+    <w:p>
+      <w:pPr>
+        <w:numPr>
+          <w:ilvl w:val="0"/>
+          <w:numId w:val="0"/>
+        </w:numPr>
+        <w:rPr>
+          <w:rFonts w:hint="default"/>
+          <w:lang w:val="en-US"/>
+        </w:rPr>
+      </w:pPr>
+    </w:p>
+    <w:p>
+      <w:pPr>
+        <w:numPr>
+          <w:ilvl w:val="0"/>
+          <w:numId w:val="0"/>
+        </w:numPr>
+        <w:rPr>
+          <w:rFonts w:hint="default"/>
+          <w:lang w:val="en-US"/>
+        </w:rPr>
+      </w:pPr>
+      <w:r>
+        <w:rPr>
+          <w:rFonts w:hint="default"/>
+          <w:lang w:val="en-US"/>
+        </w:rPr>
+        <w:t>Purpose: Delegate authentication to an external Identity Provider instead of managing users yourself.</w:t>
+      </w:r>
+    </w:p>
+    <w:p>
+      <w:pPr>
+        <w:numPr>
+          <w:ilvl w:val="0"/>
+          <w:numId w:val="0"/>
+        </w:numPr>
+        <w:rPr>
+          <w:rFonts w:hint="default"/>
+          <w:lang w:val="en-US"/>
+        </w:rPr>
+      </w:pPr>
+    </w:p>
+    <w:p>
+      <w:pPr>
+        <w:numPr>
+          <w:ilvl w:val="0"/>
+          <w:numId w:val="0"/>
+        </w:numPr>
+        <w:rPr>
+          <w:rFonts w:hint="default"/>
+          <w:lang w:val="en-US"/>
+        </w:rPr>
+      </w:pPr>
+      <w:r>
+        <w:rPr>
+          <w:rFonts w:hint="default"/>
+          <w:lang w:val="en-US"/>
+        </w:rPr>
+        <w:t>Flow:</w:t>
+      </w:r>
+    </w:p>
+    <w:p>
+      <w:pPr>
+        <w:numPr>
+          <w:ilvl w:val="0"/>
+          <w:numId w:val="0"/>
+        </w:numPr>
+        <w:rPr>
+          <w:rFonts w:hint="default"/>
+          <w:lang w:val="en-US"/>
+        </w:rPr>
+      </w:pPr>
+    </w:p>
+    <w:p>
+      <w:pPr>
+        <w:numPr>
+          <w:ilvl w:val="0"/>
+          <w:numId w:val="0"/>
+        </w:numPr>
+        <w:rPr>
+          <w:rFonts w:hint="default"/>
+          <w:lang w:val="en-US"/>
+        </w:rPr>
+      </w:pPr>
+      <w:r>
+        <w:rPr>
+          <w:rFonts w:hint="default"/>
+          <w:lang w:val="en-US"/>
+        </w:rPr>
+        <w:t>User logs in through an Identity Provider (such as Okta or Keycloak).</w:t>
+      </w:r>
+    </w:p>
+    <w:p>
+      <w:pPr>
+        <w:numPr>
+          <w:ilvl w:val="0"/>
+          <w:numId w:val="0"/>
+        </w:numPr>
+        <w:rPr>
+          <w:rFonts w:hint="default"/>
+          <w:lang w:val="en-US"/>
+        </w:rPr>
+      </w:pPr>
+      <w:r>
+        <w:rPr>
+          <w:rFonts w:hint="default"/>
+          <w:lang w:val="en-US"/>
+        </w:rPr>
+        <w:t>The provider issues a JWT access token.</w:t>
+      </w:r>
+    </w:p>
+    <w:p>
+      <w:pPr>
+        <w:numPr>
+          <w:ilvl w:val="0"/>
+          <w:numId w:val="0"/>
+        </w:numPr>
+        <w:rPr>
+          <w:rFonts w:hint="default"/>
+          <w:lang w:val="en-US"/>
+        </w:rPr>
+      </w:pPr>
+      <w:r>
+        <w:rPr>
+          <w:rFonts w:hint="default"/>
+          <w:lang w:val="en-US"/>
+        </w:rPr>
+        <w:t>Your application validates the token and authorizes the user.</w:t>
+      </w:r>
+    </w:p>
+    <w:p>
+      <w:pPr>
+        <w:numPr>
+          <w:ilvl w:val="0"/>
+          <w:numId w:val="0"/>
+        </w:numPr>
+        <w:rPr>
+          <w:rFonts w:hint="default"/>
+          <w:lang w:val="en-US"/>
+        </w:rPr>
+      </w:pPr>
+    </w:p>
+    <w:p>
+      <w:pPr>
+        <w:numPr>
+          <w:ilvl w:val="0"/>
+          <w:numId w:val="0"/>
+        </w:numPr>
+        <w:rPr>
+          <w:rFonts w:hint="default"/>
+          <w:lang w:val="en-US"/>
+        </w:rPr>
+      </w:pPr>
+      <w:r>
+        <w:rPr>
+          <w:rFonts w:hint="default"/>
+          <w:lang w:val="en-US"/>
+        </w:rPr>
+        <w:t>Key points to mention:</w:t>
+      </w:r>
+    </w:p>
+    <w:p>
+      <w:pPr>
+        <w:numPr>
+          <w:ilvl w:val="0"/>
+          <w:numId w:val="0"/>
+        </w:numPr>
+        <w:rPr>
+          <w:rFonts w:hint="default"/>
+          <w:lang w:val="en-US"/>
+        </w:rPr>
+      </w:pPr>
+    </w:p>
+    <w:p>
+      <w:pPr>
+        <w:numPr>
+          <w:ilvl w:val="0"/>
+          <w:numId w:val="0"/>
+        </w:numPr>
+        <w:rPr>
+          <w:rFonts w:hint="default"/>
+          <w:lang w:val="en-US"/>
+        </w:rPr>
+      </w:pPr>
+      <w:r>
+        <w:rPr>
+          <w:rFonts w:hint="default"/>
+          <w:lang w:val="en-US"/>
+        </w:rPr>
+        <w:t>Used in enterprise applications.</w:t>
+      </w:r>
+    </w:p>
+    <w:p>
+      <w:pPr>
+        <w:numPr>
+          <w:ilvl w:val="0"/>
+          <w:numId w:val="0"/>
+        </w:numPr>
+        <w:rPr>
+          <w:rFonts w:hint="default"/>
+          <w:lang w:val="en-US"/>
+        </w:rPr>
+      </w:pPr>
+      <w:r>
+        <w:rPr>
+          <w:rFonts w:hint="default"/>
+          <w:lang w:val="en-US"/>
+        </w:rPr>
+        <w:t>Supports Single Sign-On (SSO).</w:t>
+      </w:r>
+    </w:p>
+    <w:p>
+      <w:pPr>
+        <w:numPr>
+          <w:ilvl w:val="0"/>
+          <w:numId w:val="0"/>
+        </w:numPr>
+        <w:rPr>
+          <w:rFonts w:hint="default"/>
+          <w:lang w:val="en-US"/>
+        </w:rPr>
+      </w:pPr>
+      <w:r>
+        <w:rPr>
+          <w:rFonts w:hint="default"/>
+          <w:lang w:val="en-US"/>
+        </w:rPr>
+        <w:t>Spring Security provides built-in support.</w:t>
+      </w:r>
+    </w:p>
+    <w:p>
+      <w:pPr>
+        <w:numPr>
+          <w:ilvl w:val="0"/>
+          <w:numId w:val="0"/>
+        </w:numPr>
+        <w:rPr>
+          <w:rFonts w:hint="default"/>
+          <w:lang w:val="en-US"/>
+        </w:rPr>
+      </w:pPr>
+      <w:r>
+        <w:rPr>
+          <w:rFonts w:hint="default"/>
+          <w:lang w:val="en-US"/>
+        </w:rPr>
+        <w:t>The application usually acts as a Resource Server.</w:t>
+      </w:r>
+    </w:p>
+    <w:p>
+      <w:pPr>
+        <w:numPr>
+          <w:ilvl w:val="0"/>
+          <w:numId w:val="0"/>
+        </w:numPr>
+        <w:rPr>
+          <w:rFonts w:hint="default"/>
+          <w:lang w:val="en-US"/>
+        </w:rPr>
+      </w:pPr>
+    </w:p>
+    <w:p>
+      <w:pPr>
+        <w:numPr>
+          <w:ilvl w:val="0"/>
+          <w:numId w:val="0"/>
+        </w:numPr>
+        <w:rPr>
+          <w:rFonts w:hint="default"/>
+          <w:lang w:val="en-US"/>
+        </w:rPr>
+      </w:pPr>
+      <w:r>
+        <w:rPr>
+          <w:rFonts w:hint="default"/>
+          <w:lang w:val="en-US"/>
+        </w:rPr>
+        <w:t>Configuration example:</w:t>
+      </w:r>
+    </w:p>
+    <w:p>
+      <w:pPr>
+        <w:numPr>
+          <w:ilvl w:val="0"/>
+          <w:numId w:val="0"/>
+        </w:numPr>
+        <w:rPr>
+          <w:rFonts w:hint="default"/>
+          <w:lang w:val="en-US"/>
+        </w:rPr>
+      </w:pPr>
+    </w:p>
+    <w:p>
+      <w:pPr>
+        <w:numPr>
+          <w:ilvl w:val="0"/>
+          <w:numId w:val="0"/>
+        </w:numPr>
+        <w:rPr>
+          <w:rFonts w:hint="default"/>
+          <w:lang w:val="en-US"/>
+        </w:rPr>
+      </w:pPr>
+      <w:r>
+        <w:rPr>
+          <w:rFonts w:hint="default"/>
+          <w:lang w:val="en-US"/>
+        </w:rPr>
+        <w:t>http.oauth2ResourceServer(oauth2 -&gt; oauth2.jwt());</w:t>
+      </w:r>
+    </w:p>
+    <w:p>
+      <w:pPr>
+        <w:numPr>
+          <w:ilvl w:val="0"/>
+          <w:numId w:val="0"/>
+        </w:numPr>
+        <w:rPr>
+          <w:rFonts w:hint="default"/>
+          <w:lang w:val="en-US"/>
+        </w:rPr>
+      </w:pPr>
+    </w:p>
+    <w:p>
+      <w:pPr>
+        <w:numPr>
+          <w:ilvl w:val="0"/>
+          <w:numId w:val="0"/>
+        </w:numPr>
+        <w:rPr>
+          <w:rFonts w:hint="default"/>
+          <w:lang w:val="en-US"/>
+        </w:rPr>
+      </w:pPr>
+      <w:r>
+        <w:rPr>
+          <w:rFonts w:hint="default"/>
+          <w:lang w:val="en-US"/>
+        </w:rPr>
+        <w:t>Interview answer:</w:t>
+      </w:r>
+    </w:p>
+    <w:p>
+      <w:pPr>
+        <w:numPr>
+          <w:ilvl w:val="0"/>
+          <w:numId w:val="0"/>
+        </w:numPr>
+        <w:rPr>
+          <w:rFonts w:hint="default"/>
+          <w:lang w:val="en-US"/>
+        </w:rPr>
+      </w:pPr>
+    </w:p>
+    <w:p>
+      <w:pPr>
+        <w:numPr>
+          <w:ilvl w:val="0"/>
+          <w:numId w:val="0"/>
+        </w:numPr>
+        <w:rPr>
+          <w:rFonts w:hint="default"/>
+          <w:lang w:val="en-US"/>
+        </w:rPr>
+      </w:pPr>
+      <w:r>
+        <w:rPr>
+          <w:rFonts w:hint="default"/>
+          <w:lang w:val="en-US"/>
+        </w:rPr>
+        <w:t>"In enterprise applications, instead of generating JWTs ourselves, we integrate with an OAuth2/OpenID Connect provider. The provider issues the JWT, and our application validates it using Spring Security."</w:t>
+      </w:r>
+    </w:p>
+    <w:p>
+      <w:pPr>
+        <w:numPr>
+          <w:ilvl w:val="0"/>
           <w:numId w:val="1"/>
         </w:numPr>
       </w:pPr>
@@ -58,8 +1491,491 @@
           <w:rFonts w:hint="default"/>
           <w:lang w:val="en-US"/>
         </w:rPr>
-        <w:t>Wjen we use JWT and OAuth2?</w:t>
-      </w:r>
+        <w:t>When we use JWT and OAuth2?</w:t>
+      </w:r>
+    </w:p>
+    <w:p>
+      <w:pPr>
+        <w:numPr>
+          <w:ilvl w:val="0"/>
+          <w:numId w:val="0"/>
+        </w:numPr>
+        <w:rPr>
+          <w:rFonts w:hint="default"/>
+          <w:lang w:val="en-US"/>
+        </w:rPr>
+      </w:pPr>
+      <w:r>
+        <w:rPr>
+          <w:rFonts w:hint="default"/>
+          <w:lang w:val="en-US"/>
+        </w:rPr>
+        <w:t>Ans:</w:t>
+      </w:r>
+    </w:p>
+    <w:tbl>
+      <w:tblPr>
+        <w:tblW w:w="0" w:type="auto"/>
+        <w:tblCellSpacing w:w="15" w:type="dxa"/>
+        <w:tblInd w:w="0" w:type="dxa"/>
+        <w:tblBorders>
+          <w:top w:val="none" w:color="auto" w:sz="0" w:space="0"/>
+          <w:left w:val="none" w:color="auto" w:sz="0" w:space="0"/>
+          <w:bottom w:val="none" w:color="auto" w:sz="0" w:space="0"/>
+          <w:right w:val="none" w:color="auto" w:sz="0" w:space="0"/>
+          <w:insideH w:val="none" w:color="auto" w:sz="0" w:space="0"/>
+          <w:insideV w:val="none" w:color="auto" w:sz="0" w:space="0"/>
+        </w:tblBorders>
+        <w:shd w:val="clear"/>
+        <w:tblLayout w:type="autofit"/>
+        <w:tblCellMar>
+          <w:top w:w="15" w:type="dxa"/>
+          <w:left w:w="15" w:type="dxa"/>
+          <w:bottom w:w="15" w:type="dxa"/>
+          <w:right w:w="15" w:type="dxa"/>
+        </w:tblCellMar>
+      </w:tblPr>
+      <w:tblGrid>
+        <w:gridCol w:w="3993"/>
+        <w:gridCol w:w="4403"/>
+      </w:tblGrid>
+      <w:tr>
+        <w:tblPrEx>
+          <w:tblBorders>
+            <w:top w:val="none" w:color="auto" w:sz="0" w:space="0"/>
+            <w:left w:val="none" w:color="auto" w:sz="0" w:space="0"/>
+            <w:bottom w:val="none" w:color="auto" w:sz="0" w:space="0"/>
+            <w:right w:val="none" w:color="auto" w:sz="0" w:space="0"/>
+            <w:insideH w:val="none" w:color="auto" w:sz="0" w:space="0"/>
+            <w:insideV w:val="none" w:color="auto" w:sz="0" w:space="0"/>
+          </w:tblBorders>
+          <w:shd w:val="clear"/>
+          <w:tblCellMar>
+            <w:top w:w="15" w:type="dxa"/>
+            <w:left w:w="15" w:type="dxa"/>
+            <w:bottom w:w="15" w:type="dxa"/>
+            <w:right w:w="15" w:type="dxa"/>
+          </w:tblCellMar>
+        </w:tblPrEx>
+        <w:trPr>
+          <w:tblHeader/>
+          <w:tblCellSpacing w:w="15" w:type="dxa"/>
+        </w:trPr>
+        <w:tc>
+          <w:tcPr>
+            <w:tcW w:w="0" w:type="auto"/>
+            <w:shd w:val="clear"/>
+            <w:vAlign w:val="center"/>
+          </w:tcPr>
+          <w:p>
+            <w:pPr>
+              <w:keepNext w:val="0"/>
+              <w:keepLines w:val="0"/>
+              <w:widowControl/>
+              <w:suppressLineNumbers w:val="0"/>
+              <w:jc w:val="center"/>
+              <w:rPr>
+                <w:b/>
+                <w:bCs/>
+              </w:rPr>
+            </w:pPr>
+            <w:r>
+              <w:rPr>
+                <w:rFonts w:ascii="SimSun" w:hAnsi="SimSun" w:eastAsia="SimSun" w:cs="SimSun"/>
+                <w:b/>
+                <w:bCs/>
+                <w:kern w:val="0"/>
+                <w:sz w:val="24"/>
+                <w:szCs w:val="24"/>
+                <w:lang w:val="en-US" w:eastAsia="zh-CN" w:bidi="ar"/>
+              </w:rPr>
+              <w:t>JWT</w:t>
+            </w:r>
+          </w:p>
+        </w:tc>
+        <w:tc>
+          <w:tcPr>
+            <w:tcW w:w="0" w:type="auto"/>
+            <w:shd w:val="clear"/>
+            <w:vAlign w:val="center"/>
+          </w:tcPr>
+          <w:p>
+            <w:pPr>
+              <w:keepNext w:val="0"/>
+              <w:keepLines w:val="0"/>
+              <w:widowControl/>
+              <w:suppressLineNumbers w:val="0"/>
+              <w:jc w:val="center"/>
+              <w:rPr>
+                <w:b/>
+                <w:bCs/>
+              </w:rPr>
+            </w:pPr>
+            <w:r>
+              <w:rPr>
+                <w:rFonts w:ascii="SimSun" w:hAnsi="SimSun" w:eastAsia="SimSun" w:cs="SimSun"/>
+                <w:b/>
+                <w:bCs/>
+                <w:kern w:val="0"/>
+                <w:sz w:val="24"/>
+                <w:szCs w:val="24"/>
+                <w:lang w:val="en-US" w:eastAsia="zh-CN" w:bidi="ar"/>
+              </w:rPr>
+              <w:t>OAuth2</w:t>
+            </w:r>
+          </w:p>
+        </w:tc>
+      </w:tr>
+      <w:tr>
+        <w:tblPrEx>
+          <w:tblBorders>
+            <w:top w:val="none" w:color="auto" w:sz="0" w:space="0"/>
+            <w:left w:val="none" w:color="auto" w:sz="0" w:space="0"/>
+            <w:bottom w:val="none" w:color="auto" w:sz="0" w:space="0"/>
+            <w:right w:val="none" w:color="auto" w:sz="0" w:space="0"/>
+            <w:insideH w:val="none" w:color="auto" w:sz="0" w:space="0"/>
+            <w:insideV w:val="none" w:color="auto" w:sz="0" w:space="0"/>
+          </w:tblBorders>
+          <w:shd w:val="clear"/>
+          <w:tblCellMar>
+            <w:top w:w="15" w:type="dxa"/>
+            <w:left w:w="15" w:type="dxa"/>
+            <w:bottom w:w="15" w:type="dxa"/>
+            <w:right w:w="15" w:type="dxa"/>
+          </w:tblCellMar>
+        </w:tblPrEx>
+        <w:trPr>
+          <w:tblCellSpacing w:w="15" w:type="dxa"/>
+        </w:trPr>
+        <w:tc>
+          <w:tcPr>
+            <w:tcW w:w="0" w:type="auto"/>
+            <w:shd w:val="clear"/>
+            <w:vAlign w:val="center"/>
+          </w:tcPr>
+          <w:p>
+            <w:pPr>
+              <w:keepNext w:val="0"/>
+              <w:keepLines w:val="0"/>
+              <w:widowControl/>
+              <w:suppressLineNumbers w:val="0"/>
+              <w:jc w:val="left"/>
+            </w:pPr>
+            <w:r>
+              <w:rPr>
+                <w:rFonts w:ascii="SimSun" w:hAnsi="SimSun" w:eastAsia="SimSun" w:cs="SimSun"/>
+                <w:kern w:val="0"/>
+                <w:sz w:val="24"/>
+                <w:szCs w:val="24"/>
+                <w:lang w:val="en-US" w:eastAsia="zh-CN" w:bidi="ar"/>
+              </w:rPr>
+              <w:t xml:space="preserve">Used when </w:t>
+            </w:r>
+            <w:r>
+              <w:rPr>
+                <w:rStyle w:val="7"/>
+                <w:rFonts w:ascii="SimSun" w:hAnsi="SimSun" w:eastAsia="SimSun" w:cs="SimSun"/>
+                <w:kern w:val="0"/>
+                <w:sz w:val="24"/>
+                <w:szCs w:val="24"/>
+                <w:lang w:val="en-US" w:eastAsia="zh-CN" w:bidi="ar"/>
+              </w:rPr>
+              <w:t>your application handles authentication itself</w:t>
+            </w:r>
+            <w:r>
+              <w:rPr>
+                <w:rFonts w:ascii="SimSun" w:hAnsi="SimSun" w:eastAsia="SimSun" w:cs="SimSun"/>
+                <w:kern w:val="0"/>
+                <w:sz w:val="24"/>
+                <w:szCs w:val="24"/>
+                <w:lang w:val="en-US" w:eastAsia="zh-CN" w:bidi="ar"/>
+              </w:rPr>
+              <w:t>.</w:t>
+            </w:r>
+          </w:p>
+        </w:tc>
+        <w:tc>
+          <w:tcPr>
+            <w:tcW w:w="0" w:type="auto"/>
+            <w:shd w:val="clear"/>
+            <w:vAlign w:val="center"/>
+          </w:tcPr>
+          <w:p>
+            <w:pPr>
+              <w:keepNext w:val="0"/>
+              <w:keepLines w:val="0"/>
+              <w:widowControl/>
+              <w:suppressLineNumbers w:val="0"/>
+              <w:jc w:val="left"/>
+            </w:pPr>
+            <w:r>
+              <w:rPr>
+                <w:rFonts w:ascii="SimSun" w:hAnsi="SimSun" w:eastAsia="SimSun" w:cs="SimSun"/>
+                <w:kern w:val="0"/>
+                <w:sz w:val="24"/>
+                <w:szCs w:val="24"/>
+                <w:lang w:val="en-US" w:eastAsia="zh-CN" w:bidi="ar"/>
+              </w:rPr>
+              <w:t xml:space="preserve">Used when </w:t>
+            </w:r>
+            <w:r>
+              <w:rPr>
+                <w:rStyle w:val="7"/>
+                <w:rFonts w:ascii="SimSun" w:hAnsi="SimSun" w:eastAsia="SimSun" w:cs="SimSun"/>
+                <w:kern w:val="0"/>
+                <w:sz w:val="24"/>
+                <w:szCs w:val="24"/>
+                <w:lang w:val="en-US" w:eastAsia="zh-CN" w:bidi="ar"/>
+              </w:rPr>
+              <w:t>authentication is delegated to an Identity Provider (IdP)</w:t>
+            </w:r>
+            <w:r>
+              <w:rPr>
+                <w:rFonts w:ascii="SimSun" w:hAnsi="SimSun" w:eastAsia="SimSun" w:cs="SimSun"/>
+                <w:kern w:val="0"/>
+                <w:sz w:val="24"/>
+                <w:szCs w:val="24"/>
+                <w:lang w:val="en-US" w:eastAsia="zh-CN" w:bidi="ar"/>
+              </w:rPr>
+              <w:t>.</w:t>
+            </w:r>
+          </w:p>
+        </w:tc>
+      </w:tr>
+      <w:tr>
+        <w:tblPrEx>
+          <w:tblBorders>
+            <w:top w:val="none" w:color="auto" w:sz="0" w:space="0"/>
+            <w:left w:val="none" w:color="auto" w:sz="0" w:space="0"/>
+            <w:bottom w:val="none" w:color="auto" w:sz="0" w:space="0"/>
+            <w:right w:val="none" w:color="auto" w:sz="0" w:space="0"/>
+            <w:insideH w:val="none" w:color="auto" w:sz="0" w:space="0"/>
+            <w:insideV w:val="none" w:color="auto" w:sz="0" w:space="0"/>
+          </w:tblBorders>
+          <w:shd w:val="clear"/>
+          <w:tblCellMar>
+            <w:top w:w="15" w:type="dxa"/>
+            <w:left w:w="15" w:type="dxa"/>
+            <w:bottom w:w="15" w:type="dxa"/>
+            <w:right w:w="15" w:type="dxa"/>
+          </w:tblCellMar>
+        </w:tblPrEx>
+        <w:trPr>
+          <w:tblCellSpacing w:w="15" w:type="dxa"/>
+        </w:trPr>
+        <w:tc>
+          <w:tcPr>
+            <w:tcW w:w="0" w:type="auto"/>
+            <w:shd w:val="clear"/>
+            <w:vAlign w:val="center"/>
+          </w:tcPr>
+          <w:p>
+            <w:pPr>
+              <w:keepNext w:val="0"/>
+              <w:keepLines w:val="0"/>
+              <w:widowControl/>
+              <w:suppressLineNumbers w:val="0"/>
+              <w:jc w:val="left"/>
+            </w:pPr>
+            <w:r>
+              <w:rPr>
+                <w:rFonts w:ascii="SimSun" w:hAnsi="SimSun" w:eastAsia="SimSun" w:cs="SimSun"/>
+                <w:kern w:val="0"/>
+                <w:sz w:val="24"/>
+                <w:szCs w:val="24"/>
+                <w:lang w:val="en-US" w:eastAsia="zh-CN" w:bidi="ar"/>
+              </w:rPr>
+              <w:t>You generate and validate the JWT.</w:t>
+            </w:r>
+          </w:p>
+        </w:tc>
+        <w:tc>
+          <w:tcPr>
+            <w:tcW w:w="0" w:type="auto"/>
+            <w:shd w:val="clear"/>
+            <w:vAlign w:val="center"/>
+          </w:tcPr>
+          <w:p>
+            <w:pPr>
+              <w:keepNext w:val="0"/>
+              <w:keepLines w:val="0"/>
+              <w:widowControl/>
+              <w:suppressLineNumbers w:val="0"/>
+              <w:jc w:val="left"/>
+            </w:pPr>
+            <w:r>
+              <w:rPr>
+                <w:rFonts w:ascii="SimSun" w:hAnsi="SimSun" w:eastAsia="SimSun" w:cs="SimSun"/>
+                <w:kern w:val="0"/>
+                <w:sz w:val="24"/>
+                <w:szCs w:val="24"/>
+                <w:lang w:val="en-US" w:eastAsia="zh-CN" w:bidi="ar"/>
+              </w:rPr>
+              <w:t>The IdP generates the JWT, and your application validates it.</w:t>
+            </w:r>
+          </w:p>
+        </w:tc>
+      </w:tr>
+      <w:tr>
+        <w:tblPrEx>
+          <w:tblBorders>
+            <w:top w:val="none" w:color="auto" w:sz="0" w:space="0"/>
+            <w:left w:val="none" w:color="auto" w:sz="0" w:space="0"/>
+            <w:bottom w:val="none" w:color="auto" w:sz="0" w:space="0"/>
+            <w:right w:val="none" w:color="auto" w:sz="0" w:space="0"/>
+            <w:insideH w:val="none" w:color="auto" w:sz="0" w:space="0"/>
+            <w:insideV w:val="none" w:color="auto" w:sz="0" w:space="0"/>
+          </w:tblBorders>
+          <w:shd w:val="clear"/>
+          <w:tblCellMar>
+            <w:top w:w="15" w:type="dxa"/>
+            <w:left w:w="15" w:type="dxa"/>
+            <w:bottom w:w="15" w:type="dxa"/>
+            <w:right w:w="15" w:type="dxa"/>
+          </w:tblCellMar>
+        </w:tblPrEx>
+        <w:trPr>
+          <w:tblCellSpacing w:w="15" w:type="dxa"/>
+        </w:trPr>
+        <w:tc>
+          <w:tcPr>
+            <w:tcW w:w="0" w:type="auto"/>
+            <w:shd w:val="clear"/>
+            <w:vAlign w:val="center"/>
+          </w:tcPr>
+          <w:p>
+            <w:pPr>
+              <w:keepNext w:val="0"/>
+              <w:keepLines w:val="0"/>
+              <w:widowControl/>
+              <w:suppressLineNumbers w:val="0"/>
+              <w:jc w:val="left"/>
+            </w:pPr>
+            <w:r>
+              <w:rPr>
+                <w:rFonts w:ascii="SimSun" w:hAnsi="SimSun" w:eastAsia="SimSun" w:cs="SimSun"/>
+                <w:kern w:val="0"/>
+                <w:sz w:val="24"/>
+                <w:szCs w:val="24"/>
+                <w:lang w:val="en-US" w:eastAsia="zh-CN" w:bidi="ar"/>
+              </w:rPr>
+              <w:t>Simpler setup.</w:t>
+            </w:r>
+          </w:p>
+        </w:tc>
+        <w:tc>
+          <w:tcPr>
+            <w:tcW w:w="0" w:type="auto"/>
+            <w:shd w:val="clear"/>
+            <w:vAlign w:val="center"/>
+          </w:tcPr>
+          <w:p>
+            <w:pPr>
+              <w:keepNext w:val="0"/>
+              <w:keepLines w:val="0"/>
+              <w:widowControl/>
+              <w:suppressLineNumbers w:val="0"/>
+              <w:jc w:val="left"/>
+            </w:pPr>
+            <w:r>
+              <w:rPr>
+                <w:rFonts w:ascii="SimSun" w:hAnsi="SimSun" w:eastAsia="SimSun" w:cs="SimSun"/>
+                <w:kern w:val="0"/>
+                <w:sz w:val="24"/>
+                <w:szCs w:val="24"/>
+                <w:lang w:val="en-US" w:eastAsia="zh-CN" w:bidi="ar"/>
+              </w:rPr>
+              <w:t>Enterprise-grade authentication and authorization.</w:t>
+            </w:r>
+          </w:p>
+        </w:tc>
+      </w:tr>
+      <w:tr>
+        <w:tblPrEx>
+          <w:tblBorders>
+            <w:top w:val="none" w:color="auto" w:sz="0" w:space="0"/>
+            <w:left w:val="none" w:color="auto" w:sz="0" w:space="0"/>
+            <w:bottom w:val="none" w:color="auto" w:sz="0" w:space="0"/>
+            <w:right w:val="none" w:color="auto" w:sz="0" w:space="0"/>
+            <w:insideH w:val="none" w:color="auto" w:sz="0" w:space="0"/>
+            <w:insideV w:val="none" w:color="auto" w:sz="0" w:space="0"/>
+          </w:tblBorders>
+          <w:shd w:val="clear"/>
+          <w:tblCellMar>
+            <w:top w:w="15" w:type="dxa"/>
+            <w:left w:w="15" w:type="dxa"/>
+            <w:bottom w:w="15" w:type="dxa"/>
+            <w:right w:w="15" w:type="dxa"/>
+          </w:tblCellMar>
+        </w:tblPrEx>
+        <w:trPr>
+          <w:tblCellSpacing w:w="15" w:type="dxa"/>
+        </w:trPr>
+        <w:tc>
+          <w:tcPr>
+            <w:tcW w:w="0" w:type="auto"/>
+            <w:shd w:val="clear"/>
+            <w:vAlign w:val="center"/>
+          </w:tcPr>
+          <w:p>
+            <w:pPr>
+              <w:keepNext w:val="0"/>
+              <w:keepLines w:val="0"/>
+              <w:widowControl/>
+              <w:suppressLineNumbers w:val="0"/>
+              <w:jc w:val="left"/>
+            </w:pPr>
+            <w:r>
+              <w:rPr>
+                <w:rFonts w:ascii="SimSun" w:hAnsi="SimSun" w:eastAsia="SimSun" w:cs="SimSun"/>
+                <w:kern w:val="0"/>
+                <w:sz w:val="24"/>
+                <w:szCs w:val="24"/>
+                <w:lang w:val="en-US" w:eastAsia="zh-CN" w:bidi="ar"/>
+              </w:rPr>
+              <w:t>Suitable for internal applications and small-to-medium systems.</w:t>
+            </w:r>
+          </w:p>
+        </w:tc>
+        <w:tc>
+          <w:tcPr>
+            <w:tcW w:w="0" w:type="auto"/>
+            <w:shd w:val="clear"/>
+            <w:vAlign w:val="center"/>
+          </w:tcPr>
+          <w:p>
+            <w:pPr>
+              <w:keepNext w:val="0"/>
+              <w:keepLines w:val="0"/>
+              <w:widowControl/>
+              <w:suppressLineNumbers w:val="0"/>
+              <w:jc w:val="left"/>
+            </w:pPr>
+            <w:r>
+              <w:rPr>
+                <w:rFonts w:ascii="SimSun" w:hAnsi="SimSun" w:eastAsia="SimSun" w:cs="SimSun"/>
+                <w:kern w:val="0"/>
+                <w:sz w:val="24"/>
+                <w:szCs w:val="24"/>
+                <w:lang w:val="en-US" w:eastAsia="zh-CN" w:bidi="ar"/>
+              </w:rPr>
+              <w:t>Suitable for SSO, enterprise applications, and third-party integrations.</w:t>
+            </w:r>
+          </w:p>
+        </w:tc>
+      </w:tr>
+    </w:tbl>
+    <w:p>
+      <w:pPr>
+        <w:numPr>
+          <w:ilvl w:val="0"/>
+          <w:numId w:val="0"/>
+        </w:numPr>
+        <w:rPr>
+          <w:rFonts w:hint="default"/>
+          <w:lang w:val="en-US"/>
+        </w:rPr>
+      </w:pPr>
     </w:p>
     <w:p>
       <w:pPr>
@@ -73,17 +1989,890 @@
           <w:rFonts w:hint="default"/>
           <w:lang w:val="en-US"/>
         </w:rPr>
-        <w:t>Create simple application with security using JWT ot OAuth2?</w:t>
-      </w:r>
-    </w:p>
-    <w:p>
-      <w:pPr>
-        <w:numPr>
-          <w:numId w:val="0"/>
-        </w:numPr>
-      </w:pPr>
+        <w:t>Create simple application with security using JWT or OAuth2?</w:t>
+      </w:r>
+    </w:p>
+    <w:p>
+      <w:pPr>
+        <w:numPr>
+          <w:ilvl w:val="0"/>
+          <w:numId w:val="1"/>
+        </w:numPr>
+      </w:pPr>
+      <w:r>
+        <w:rPr>
+          <w:rFonts w:hint="default"/>
+          <w:lang w:val="en-US"/>
+        </w:rPr>
+        <w:t>Any experience on SSO login and how to implement?</w:t>
+      </w:r>
+    </w:p>
+    <w:p>
+      <w:pPr>
+        <w:numPr>
+          <w:numId w:val="0"/>
+        </w:numPr>
+        <w:rPr>
+          <w:rFonts w:hint="default"/>
+          <w:lang w:val="en-US"/>
+        </w:rPr>
+      </w:pPr>
+      <w:r>
+        <w:rPr>
+          <w:rFonts w:hint="default"/>
+          <w:lang w:val="en-US"/>
+        </w:rPr>
+        <w:t>Ans.</w:t>
+      </w:r>
+    </w:p>
+    <w:p>
+      <w:pPr>
+        <w:numPr>
+          <w:numId w:val="0"/>
+        </w:numPr>
+        <w:rPr>
+          <w:rFonts w:hint="default"/>
+          <w:lang w:val="en-US"/>
+        </w:rPr>
+      </w:pPr>
+      <w:r>
+        <w:rPr>
+          <w:rFonts w:hint="default"/>
+          <w:lang w:val="en-US"/>
+        </w:rPr>
+        <w:t>Yes, I have experience integrating applications with SSO using OAuth2/OpenID Connect. In our architecture, we use an Identity Provider such as Keycloak. When a customer registers for Internet Banking, the customer's identity is created or synchronized in both the banking system and Keycloak. Keycloak becomes the central Identity Provider for authentication.</w:t>
+      </w:r>
+    </w:p>
+    <w:p>
+      <w:pPr>
+        <w:numPr>
+          <w:numId w:val="0"/>
+        </w:numPr>
+        <w:rPr>
+          <w:rFonts w:hint="default"/>
+          <w:lang w:val="en-US"/>
+        </w:rPr>
+      </w:pPr>
+    </w:p>
+    <w:p>
+      <w:pPr>
+        <w:numPr>
+          <w:numId w:val="0"/>
+        </w:numPr>
+        <w:rPr>
+          <w:rFonts w:hint="default"/>
+          <w:lang w:val="en-US"/>
+        </w:rPr>
+      </w:pPr>
+      <w:r>
+        <w:rPr>
+          <w:rFonts w:hint="default"/>
+          <w:lang w:val="en-US"/>
+        </w:rPr>
+        <w:t>When another application, such as a Loan Portal or Credit Card Portal, is integrated with the same Keycloak realm, it trusts Keycloak for authentication. If the user has already logged in to one application, Keycloak already has an active SSO session. So, when the user opens another integrated application, it redirects to Keycloak, which recognizes the existing session and issues a new JWT without asking the user to log in again.</w:t>
+      </w:r>
+    </w:p>
+    <w:p>
+      <w:pPr>
+        <w:numPr>
+          <w:numId w:val="0"/>
+        </w:numPr>
+        <w:rPr>
+          <w:rFonts w:hint="default"/>
+          <w:lang w:val="en-US"/>
+        </w:rPr>
+      </w:pPr>
+    </w:p>
+    <w:p>
+      <w:pPr>
+        <w:numPr>
+          <w:numId w:val="0"/>
+        </w:numPr>
+        <w:rPr>
+          <w:rFonts w:hint="default"/>
+          <w:lang w:val="en-US"/>
+        </w:rPr>
+      </w:pPr>
+      <w:r>
+        <w:rPr>
+          <w:rFonts w:hint="default"/>
+          <w:lang w:val="en-US"/>
+        </w:rPr>
+        <w:t>From a developer's perspective, my responsibility is to integrate the application with Keycloak by configuring the OAuth2/OpenID Connect settings, such as the client ID, issuer URI, redirect URI, and Spring Security configuration. The IAM team manages the Keycloak server, realms, users, and security policies.</w:t>
+      </w:r>
+    </w:p>
+    <w:p>
+      <w:pPr>
+        <w:numPr>
+          <w:ilvl w:val="0"/>
+          <w:numId w:val="1"/>
+        </w:numPr>
+      </w:pPr>
+      <w:r>
+        <w:rPr>
+          <w:rFonts w:hint="default"/>
+          <w:lang w:val="en-US"/>
+        </w:rPr>
+        <w:t xml:space="preserve">How to JWT works internally? </w:t>
+      </w:r>
+    </w:p>
+    <w:p>
+      <w:pPr>
+        <w:numPr>
+          <w:numId w:val="0"/>
+        </w:numPr>
+        <w:rPr>
+          <w:rFonts w:hint="default"/>
+          <w:lang w:val="en-US"/>
+        </w:rPr>
+      </w:pPr>
+      <w:r>
+        <w:rPr>
+          <w:rFonts w:hint="default"/>
+          <w:lang w:val="en-US"/>
+        </w:rPr>
+        <w:t xml:space="preserve">Ans: </w:t>
+      </w:r>
+    </w:p>
+    <w:p>
+      <w:pPr>
+        <w:pStyle w:val="5"/>
+        <w:keepNext w:val="0"/>
+        <w:keepLines w:val="0"/>
+        <w:widowControl/>
+        <w:suppressLineNumbers w:val="0"/>
+        <w:rPr>
+          <w:rStyle w:val="4"/>
+        </w:rPr>
+      </w:pPr>
+      <w:r>
+        <w:rPr>
+          <w:rStyle w:val="4"/>
+        </w:rPr>
+        <w:t>1. User enters Username &amp; Password</w:t>
+      </w:r>
+    </w:p>
+    <w:p>
+      <w:pPr>
+        <w:pStyle w:val="5"/>
+        <w:keepNext w:val="0"/>
+        <w:keepLines w:val="0"/>
+        <w:widowControl/>
+        <w:suppressLineNumbers w:val="0"/>
+        <w:rPr>
+          <w:rStyle w:val="4"/>
+        </w:rPr>
+      </w:pPr>
+      <w:r>
+        <w:rPr>
+          <w:rStyle w:val="4"/>
+        </w:rPr>
+        <w:t xml:space="preserve">           ↓</w:t>
+      </w:r>
+    </w:p>
+    <w:p>
+      <w:pPr>
+        <w:pStyle w:val="5"/>
+        <w:keepNext w:val="0"/>
+        <w:keepLines w:val="0"/>
+        <w:widowControl/>
+        <w:suppressLineNumbers w:val="0"/>
+        <w:rPr>
+          <w:rStyle w:val="4"/>
+        </w:rPr>
+      </w:pPr>
+      <w:r>
+        <w:rPr>
+          <w:rStyle w:val="4"/>
+        </w:rPr>
+        <w:t>2. Spring Security authenticates the user</w:t>
+      </w:r>
+    </w:p>
+    <w:p>
+      <w:pPr>
+        <w:pStyle w:val="5"/>
+        <w:keepNext w:val="0"/>
+        <w:keepLines w:val="0"/>
+        <w:widowControl/>
+        <w:suppressLineNumbers w:val="0"/>
+        <w:rPr>
+          <w:rStyle w:val="4"/>
+        </w:rPr>
+      </w:pPr>
+      <w:r>
+        <w:rPr>
+          <w:rStyle w:val="4"/>
+        </w:rPr>
+        <w:t xml:space="preserve">           ↓</w:t>
+      </w:r>
+    </w:p>
+    <w:p>
+      <w:pPr>
+        <w:pStyle w:val="5"/>
+        <w:keepNext w:val="0"/>
+        <w:keepLines w:val="0"/>
+        <w:widowControl/>
+        <w:suppressLineNumbers w:val="0"/>
+        <w:rPr>
+          <w:rStyle w:val="4"/>
+        </w:rPr>
+      </w:pPr>
+      <w:r>
+        <w:rPr>
+          <w:rStyle w:val="4"/>
+        </w:rPr>
+        <w:t>3. Check username/password against the database</w:t>
+      </w:r>
+    </w:p>
+    <w:p>
+      <w:pPr>
+        <w:pStyle w:val="5"/>
+        <w:keepNext w:val="0"/>
+        <w:keepLines w:val="0"/>
+        <w:widowControl/>
+        <w:suppressLineNumbers w:val="0"/>
+        <w:rPr>
+          <w:rStyle w:val="4"/>
+        </w:rPr>
+      </w:pPr>
+      <w:r>
+        <w:rPr>
+          <w:rStyle w:val="4"/>
+        </w:rPr>
+        <w:t xml:space="preserve">           ↓</w:t>
+      </w:r>
+    </w:p>
+    <w:p>
+      <w:pPr>
+        <w:pStyle w:val="5"/>
+        <w:keepNext w:val="0"/>
+        <w:keepLines w:val="0"/>
+        <w:widowControl/>
+        <w:suppressLineNumbers w:val="0"/>
+        <w:rPr>
+          <w:rStyle w:val="4"/>
+        </w:rPr>
+      </w:pPr>
+      <w:r>
+        <w:rPr>
+          <w:rStyle w:val="4"/>
+        </w:rPr>
+        <w:t>4. If valid, load the user's roles from the database</w:t>
+      </w:r>
+    </w:p>
+    <w:p>
+      <w:pPr>
+        <w:pStyle w:val="5"/>
+        <w:keepNext w:val="0"/>
+        <w:keepLines w:val="0"/>
+        <w:widowControl/>
+        <w:suppressLineNumbers w:val="0"/>
+        <w:rPr>
+          <w:rStyle w:val="4"/>
+        </w:rPr>
+      </w:pPr>
+      <w:r>
+        <w:rPr>
+          <w:rStyle w:val="4"/>
+        </w:rPr>
+        <w:t xml:space="preserve">           ↓</w:t>
+      </w:r>
+    </w:p>
+    <w:p>
+      <w:pPr>
+        <w:pStyle w:val="5"/>
+        <w:keepNext w:val="0"/>
+        <w:keepLines w:val="0"/>
+        <w:widowControl/>
+        <w:suppressLineNumbers w:val="0"/>
+        <w:rPr>
+          <w:rStyle w:val="4"/>
+        </w:rPr>
+      </w:pPr>
+      <w:r>
+        <w:rPr>
+          <w:rStyle w:val="4"/>
+        </w:rPr>
+        <w:t>5. Generate a JWT containing the username and roles</w:t>
+      </w:r>
+    </w:p>
+    <w:p>
+      <w:pPr>
+        <w:pStyle w:val="5"/>
+        <w:keepNext w:val="0"/>
+        <w:keepLines w:val="0"/>
+        <w:widowControl/>
+        <w:suppressLineNumbers w:val="0"/>
+        <w:rPr>
+          <w:rStyle w:val="4"/>
+        </w:rPr>
+      </w:pPr>
+      <w:r>
+        <w:rPr>
+          <w:rStyle w:val="4"/>
+        </w:rPr>
+        <w:t xml:space="preserve">           ↓</w:t>
+      </w:r>
+    </w:p>
+    <w:p>
+      <w:pPr>
+        <w:pStyle w:val="5"/>
+        <w:keepNext w:val="0"/>
+        <w:keepLines w:val="0"/>
+        <w:widowControl/>
+        <w:suppressLineNumbers w:val="0"/>
+      </w:pPr>
+      <w:r>
+        <w:rPr>
+          <w:rStyle w:val="4"/>
+        </w:rPr>
+        <w:t>6. Return the JWT to the client</w:t>
+      </w:r>
+    </w:p>
+    <w:p>
+      <w:pPr>
+        <w:pStyle w:val="6"/>
+        <w:keepNext w:val="0"/>
+        <w:keepLines w:val="0"/>
+        <w:widowControl/>
+        <w:suppressLineNumbers w:val="0"/>
+      </w:pPr>
+      <w:r>
+        <w:t>Now, when the client calls an API:</w:t>
+      </w:r>
+    </w:p>
+    <w:p>
+      <w:pPr>
+        <w:pStyle w:val="5"/>
+        <w:keepNext w:val="0"/>
+        <w:keepLines w:val="0"/>
+        <w:widowControl/>
+        <w:suppressLineNumbers w:val="0"/>
+        <w:rPr>
+          <w:rStyle w:val="4"/>
+        </w:rPr>
+      </w:pPr>
+      <w:r>
+        <w:rPr>
+          <w:rStyle w:val="4"/>
+        </w:rPr>
+        <w:t>7. Client sends JWT in Authorization header</w:t>
+      </w:r>
+    </w:p>
+    <w:p>
+      <w:pPr>
+        <w:pStyle w:val="5"/>
+        <w:keepNext w:val="0"/>
+        <w:keepLines w:val="0"/>
+        <w:widowControl/>
+        <w:suppressLineNumbers w:val="0"/>
+        <w:rPr>
+          <w:rStyle w:val="4"/>
+        </w:rPr>
+      </w:pPr>
+      <w:r>
+        <w:rPr>
+          <w:rStyle w:val="4"/>
+        </w:rPr>
+        <w:t xml:space="preserve">           ↓</w:t>
+      </w:r>
+    </w:p>
+    <w:p>
+      <w:pPr>
+        <w:pStyle w:val="5"/>
+        <w:keepNext w:val="0"/>
+        <w:keepLines w:val="0"/>
+        <w:widowControl/>
+        <w:suppressLineNumbers w:val="0"/>
+        <w:rPr>
+          <w:rStyle w:val="4"/>
+        </w:rPr>
+      </w:pPr>
+      <w:r>
+        <w:rPr>
+          <w:rStyle w:val="4"/>
+        </w:rPr>
+        <w:t>8. JWT Filter validates the token</w:t>
+      </w:r>
+    </w:p>
+    <w:p>
+      <w:pPr>
+        <w:pStyle w:val="5"/>
+        <w:keepNext w:val="0"/>
+        <w:keepLines w:val="0"/>
+        <w:widowControl/>
+        <w:suppressLineNumbers w:val="0"/>
+        <w:rPr>
+          <w:rStyle w:val="4"/>
+        </w:rPr>
+      </w:pPr>
+      <w:r>
+        <w:rPr>
+          <w:rStyle w:val="4"/>
+        </w:rPr>
+        <w:t xml:space="preserve">           ↓</w:t>
+      </w:r>
+    </w:p>
+    <w:p>
+      <w:pPr>
+        <w:pStyle w:val="5"/>
+        <w:keepNext w:val="0"/>
+        <w:keepLines w:val="0"/>
+        <w:widowControl/>
+        <w:suppressLineNumbers w:val="0"/>
+        <w:rPr>
+          <w:rStyle w:val="4"/>
+        </w:rPr>
+      </w:pPr>
+      <w:r>
+        <w:rPr>
+          <w:rStyle w:val="4"/>
+        </w:rPr>
+        <w:t>9. Extract username and roles from the JWT</w:t>
+      </w:r>
+    </w:p>
+    <w:p>
+      <w:pPr>
+        <w:pStyle w:val="5"/>
+        <w:keepNext w:val="0"/>
+        <w:keepLines w:val="0"/>
+        <w:widowControl/>
+        <w:suppressLineNumbers w:val="0"/>
+        <w:rPr>
+          <w:rStyle w:val="4"/>
+        </w:rPr>
+      </w:pPr>
+      <w:r>
+        <w:rPr>
+          <w:rStyle w:val="4"/>
+        </w:rPr>
+        <w:t xml:space="preserve">           ↓</w:t>
+      </w:r>
+    </w:p>
+    <w:p>
+      <w:pPr>
+        <w:pStyle w:val="5"/>
+        <w:keepNext w:val="0"/>
+        <w:keepLines w:val="0"/>
+        <w:widowControl/>
+        <w:suppressLineNumbers w:val="0"/>
+        <w:rPr>
+          <w:rStyle w:val="4"/>
+        </w:rPr>
+      </w:pPr>
+      <w:r>
+        <w:rPr>
+          <w:rStyle w:val="4"/>
+        </w:rPr>
+        <w:t>10. Store Authentication in SecurityContextHolder</w:t>
+      </w:r>
+    </w:p>
+    <w:p>
+      <w:pPr>
+        <w:pStyle w:val="5"/>
+        <w:keepNext w:val="0"/>
+        <w:keepLines w:val="0"/>
+        <w:widowControl/>
+        <w:suppressLineNumbers w:val="0"/>
+        <w:rPr>
+          <w:rStyle w:val="4"/>
+        </w:rPr>
+      </w:pPr>
+      <w:r>
+        <w:rPr>
+          <w:rStyle w:val="4"/>
+        </w:rPr>
+        <w:t xml:space="preserve">           ↓</w:t>
+      </w:r>
+    </w:p>
+    <w:p>
+      <w:pPr>
+        <w:pStyle w:val="5"/>
+        <w:keepNext w:val="0"/>
+        <w:keepLines w:val="0"/>
+        <w:widowControl/>
+        <w:suppressLineNumbers w:val="0"/>
+        <w:rPr>
+          <w:rStyle w:val="4"/>
+        </w:rPr>
+      </w:pPr>
+      <w:r>
+        <w:rPr>
+          <w:rStyle w:val="4"/>
+        </w:rPr>
+        <w:t>11. Spring Security checks whether the user has the required role</w:t>
+      </w:r>
+    </w:p>
+    <w:p>
+      <w:pPr>
+        <w:pStyle w:val="5"/>
+        <w:keepNext w:val="0"/>
+        <w:keepLines w:val="0"/>
+        <w:widowControl/>
+        <w:suppressLineNumbers w:val="0"/>
+        <w:rPr>
+          <w:rStyle w:val="4"/>
+        </w:rPr>
+      </w:pPr>
+      <w:r>
+        <w:rPr>
+          <w:rStyle w:val="4"/>
+        </w:rPr>
+        <w:t xml:space="preserve">           ↓</w:t>
+      </w:r>
+    </w:p>
+    <w:p>
+      <w:pPr>
+        <w:pStyle w:val="5"/>
+        <w:keepNext w:val="0"/>
+        <w:keepLines w:val="0"/>
+        <w:widowControl/>
+        <w:suppressLineNumbers w:val="0"/>
+      </w:pPr>
+      <w:r>
+        <w:rPr>
+          <w:rStyle w:val="4"/>
+        </w:rPr>
+        <w:t>12. Allow or deny access (200 OK or 403 Forbidden)</w:t>
+      </w:r>
+    </w:p>
+    <w:p>
+      <w:pPr>
+        <w:numPr>
+          <w:numId w:val="0"/>
+        </w:numPr>
+        <w:rPr>
+          <w:rFonts w:hint="default"/>
+          <w:lang w:val="en-US"/>
+        </w:rPr>
+      </w:pPr>
+    </w:p>
+    <w:p>
+      <w:pPr>
+        <w:numPr>
+          <w:ilvl w:val="0"/>
+          <w:numId w:val="1"/>
+        </w:numPr>
+      </w:pPr>
+      <w:r>
+        <w:rPr>
+          <w:rFonts w:hint="default"/>
+          <w:lang w:val="en-US"/>
+        </w:rPr>
+        <w:t>How many ways to Authenticate the services?</w:t>
+      </w:r>
+    </w:p>
+    <w:p>
+      <w:pPr>
+        <w:numPr>
+          <w:numId w:val="0"/>
+        </w:numPr>
+        <w:rPr>
+          <w:rFonts w:hint="default"/>
+          <w:lang w:val="en-US"/>
+        </w:rPr>
+      </w:pPr>
+      <w:r>
+        <w:rPr>
+          <w:rFonts w:hint="default"/>
+          <w:lang w:val="en-US"/>
+        </w:rPr>
+        <w:t xml:space="preserve">Ans: </w:t>
+      </w:r>
+    </w:p>
+    <w:p>
+      <w:pPr>
+        <w:numPr>
+          <w:numId w:val="0"/>
+        </w:numPr>
+        <w:rPr>
+          <w:rFonts w:hint="default"/>
+          <w:lang w:val="en-US"/>
+        </w:rPr>
+      </w:pPr>
+      <w:r>
+        <w:rPr>
+          <w:rFonts w:hint="default"/>
+          <w:lang w:val="en-US"/>
+        </w:rPr>
+        <w:t>Basic Authentication -- It validate based on username and password from Database.</w:t>
+      </w:r>
+    </w:p>
+    <w:p>
+      <w:pPr>
+        <w:numPr>
+          <w:numId w:val="0"/>
+        </w:numPr>
+        <w:rPr>
+          <w:rFonts w:hint="default"/>
+          <w:lang w:val="en-US"/>
+        </w:rPr>
+      </w:pPr>
+    </w:p>
+    <w:p>
+      <w:pPr>
+        <w:numPr>
+          <w:numId w:val="0"/>
+        </w:numPr>
+        <w:rPr>
+          <w:rFonts w:hint="default"/>
+          <w:lang w:val="en-US"/>
+        </w:rPr>
+      </w:pPr>
+      <w:r>
+        <w:rPr>
+          <w:rFonts w:hint="default"/>
+          <w:lang w:val="en-US"/>
+        </w:rPr>
+        <w:t>JWT-Based Authentication - It is stateless authentication.</w:t>
+      </w:r>
+    </w:p>
+    <w:p>
+      <w:pPr>
+        <w:numPr>
+          <w:numId w:val="0"/>
+        </w:numPr>
+        <w:rPr>
+          <w:rFonts w:hint="default"/>
+          <w:lang w:val="en-US"/>
+        </w:rPr>
+      </w:pPr>
+    </w:p>
+    <w:p>
+      <w:pPr>
+        <w:numPr>
+          <w:numId w:val="0"/>
+        </w:numPr>
+        <w:rPr>
+          <w:rFonts w:hint="default"/>
+          <w:lang w:val="en-US"/>
+        </w:rPr>
+      </w:pPr>
+      <w:r>
+        <w:rPr>
+          <w:rFonts w:hint="default"/>
+          <w:lang w:val="en-US"/>
+        </w:rPr>
+        <w:t>OAuth2/OpenID Connect -- It is mainly used for SSO login and identity provided by keycloak/Okta server.</w:t>
+      </w:r>
+    </w:p>
+    <w:p>
+      <w:pPr>
+        <w:numPr>
+          <w:numId w:val="0"/>
+        </w:numPr>
+        <w:rPr>
+          <w:rFonts w:hint="default"/>
+          <w:lang w:val="en-US"/>
+        </w:rPr>
+      </w:pPr>
+    </w:p>
+    <w:p>
+      <w:pPr>
+        <w:numPr>
+          <w:numId w:val="0"/>
+        </w:numPr>
+        <w:rPr>
+          <w:rFonts w:hint="default"/>
+          <w:lang w:val="en-US"/>
+        </w:rPr>
+      </w:pPr>
+      <w:r>
+        <w:rPr>
+          <w:rFonts w:hint="default"/>
+          <w:lang w:val="en-US"/>
+        </w:rPr>
+        <w:t>API Key Authentication -- client send api key for authentication.</w:t>
+      </w:r>
+    </w:p>
+    <w:p>
+      <w:pPr>
+        <w:numPr>
+          <w:numId w:val="0"/>
+        </w:numPr>
+        <w:rPr>
+          <w:rFonts w:hint="default"/>
+          <w:lang w:val="en-US"/>
+        </w:rPr>
+      </w:pPr>
+    </w:p>
+    <w:p>
+      <w:pPr>
+        <w:numPr>
+          <w:numId w:val="0"/>
+        </w:numPr>
+        <w:rPr>
+          <w:rFonts w:hint="default"/>
+          <w:lang w:val="en-US"/>
+        </w:rPr>
+      </w:pPr>
+      <w:r>
+        <w:rPr>
+          <w:rFonts w:hint="default"/>
+          <w:lang w:val="en-US"/>
+        </w:rPr>
+        <w:t>Mutual TLS (mTLS) (common in banking microservices)- through certificates also.</w:t>
+      </w:r>
+    </w:p>
+    <w:p>
+      <w:pPr>
+        <w:numPr>
+          <w:numId w:val="0"/>
+        </w:numPr>
+        <w:rPr>
+          <w:rFonts w:hint="default"/>
+          <w:lang w:val="en-US"/>
+        </w:rPr>
+      </w:pPr>
+      <w:r>
+        <w:rPr>
+          <w:rFonts w:hint="default"/>
+          <w:lang w:val="en-US"/>
+        </w:rPr>
+        <w:t>In my experience, I've mainly worked with:</w:t>
+      </w:r>
+    </w:p>
+    <w:p>
+      <w:pPr>
+        <w:numPr>
+          <w:numId w:val="0"/>
+        </w:numPr>
+        <w:rPr>
+          <w:rFonts w:hint="default"/>
+          <w:lang w:val="en-US"/>
+        </w:rPr>
+      </w:pPr>
+      <w:r>
+        <w:rPr>
+          <w:rFonts w:hint="default"/>
+          <w:lang w:val="en-US"/>
+        </w:rPr>
+        <w:t>JWT-based authentication, where our application generates and validates JWTs.</w:t>
+      </w:r>
+    </w:p>
+    <w:p>
+      <w:pPr>
+        <w:numPr>
+          <w:numId w:val="0"/>
+        </w:numPr>
+        <w:rPr>
+          <w:rFonts w:hint="default"/>
+          <w:lang w:val="en-US"/>
+        </w:rPr>
+      </w:pPr>
+    </w:p>
+    <w:p>
+      <w:pPr>
+        <w:numPr>
+          <w:numId w:val="0"/>
+        </w:numPr>
+        <w:rPr>
+          <w:rFonts w:hint="default"/>
+          <w:lang w:val="en-US"/>
+        </w:rPr>
+      </w:pPr>
+      <w:r>
+        <w:rPr>
+          <w:rFonts w:hint="default"/>
+          <w:lang w:val="en-US"/>
+        </w:rPr>
+        <w:t>OAuth2/OpenID Connect with an Identity Provider like Keycloak for SSO and centralized authentication.</w:t>
+      </w:r>
+    </w:p>
+    <w:p>
+      <w:pPr>
+        <w:numPr>
+          <w:ilvl w:val="0"/>
+          <w:numId w:val="1"/>
+        </w:numPr>
+      </w:pPr>
+      <w:r>
+        <w:rPr>
+          <w:rFonts w:hint="default"/>
+          <w:lang w:val="en-US"/>
+        </w:rPr>
+        <w:t>How to send JWT token ?</w:t>
+      </w:r>
+    </w:p>
+    <w:p>
+      <w:pPr>
+        <w:numPr>
+          <w:numId w:val="0"/>
+        </w:numPr>
+        <w:rPr>
+          <w:rFonts w:hint="default"/>
+          <w:lang w:val="en-US"/>
+        </w:rPr>
+      </w:pPr>
+      <w:r>
+        <w:rPr>
+          <w:rFonts w:hint="default"/>
+          <w:lang w:val="en-US"/>
+        </w:rPr>
+        <w:t>Ans: The JWT is sent in the HTTP Authorization header using the Bearer authentication scheme. For every protected API request, the client includes the JWT in the request header, and Spring Security extracts and validates it before processing the request."</w:t>
+      </w:r>
       <w:bookmarkStart w:id="0" w:name="_GoBack"/>
       <w:bookmarkEnd w:id="0"/>
+      <w:r>
+        <w:rPr>
+          <w:rFonts w:hint="default"/>
+          <w:lang w:val="en-US"/>
+        </w:rPr>
+        <w:br w:type="textWrapping"/>
+      </w:r>
+    </w:p>
+    <w:p>
+      <w:pPr>
+        <w:numPr>
+          <w:ilvl w:val="0"/>
+          <w:numId w:val="1"/>
+        </w:numPr>
+      </w:pPr>
+      <w:r>
+        <w:rPr>
+          <w:rFonts w:hint="default"/>
+          <w:lang w:val="en-US"/>
+        </w:rPr>
+        <w:t xml:space="preserve"> Is refresh token have long span?</w:t>
+      </w:r>
+    </w:p>
+    <w:p>
+      <w:pPr>
+        <w:numPr>
+          <w:ilvl w:val="0"/>
+          <w:numId w:val="0"/>
+        </w:numPr>
+        <w:ind w:left="400" w:hanging="400" w:hangingChars="200"/>
+      </w:pPr>
+      <w:r>
+        <w:rPr>
+          <w:rFonts w:hint="default"/>
+          <w:lang w:val="en-US"/>
+        </w:rPr>
+        <w:t>Ans: Access Token - 15 to 30 min</w:t>
+      </w:r>
+      <w:r>
+        <w:rPr>
+          <w:rFonts w:hint="default"/>
+          <w:lang w:val="en-US"/>
+        </w:rPr>
+        <w:br w:type="textWrapping"/>
+      </w:r>
+      <w:r>
+        <w:rPr>
+          <w:rFonts w:hint="default"/>
+          <w:lang w:val="en-US"/>
+        </w:rPr>
+        <w:t>Refresh Token - 7 to 30 days</w:t>
+      </w:r>
+    </w:p>
+    <w:p>
+      <w:pPr>
+        <w:numPr>
+          <w:ilvl w:val="0"/>
+          <w:numId w:val="0"/>
+        </w:numPr>
+      </w:pPr>
     </w:p>
     <w:sectPr>
       <w:pgSz w:w="11906" w:h="16838"/>
@@ -120,7 +2909,7 @@
   <w:docDefaults>
     <w:rPrDefault>
       <w:rPr>
-        <w:rFonts w:asciiTheme="minorHAnsi" w:hAnsiTheme="minorHAnsi" w:eastAsiaTheme="minorEastAsia" w:cstheme="minorBidi"/>
+        <w:rFonts w:ascii="Times New Roman" w:hAnsi="Times New Roman" w:eastAsia="SimSun" w:cs="Times New Roman"/>
       </w:rPr>
     </w:rPrDefault>
     <w:pPrDefault/>
@@ -404,6 +3193,73 @@
       </w:tblCellMar>
     </w:tblPr>
   </w:style>
+  <w:style w:type="character" w:styleId="4">
+    <w:name w:val="HTML Code"/>
+    <w:basedOn w:val="2"/>
+    <w:uiPriority w:val="0"/>
+    <w:rPr>
+      <w:rFonts w:ascii="Courier New" w:hAnsi="Courier New" w:cs="Courier New"/>
+      <w:sz w:val="20"/>
+      <w:szCs w:val="20"/>
+    </w:rPr>
+  </w:style>
+  <w:style w:type="paragraph" w:styleId="5">
+    <w:name w:val="HTML Preformatted"/>
+    <w:uiPriority w:val="0"/>
+    <w:pPr>
+      <w:tabs>
+        <w:tab w:val="left" w:pos="916"/>
+        <w:tab w:val="left" w:pos="1832"/>
+        <w:tab w:val="left" w:pos="2748"/>
+        <w:tab w:val="left" w:pos="3664"/>
+        <w:tab w:val="left" w:pos="4580"/>
+        <w:tab w:val="left" w:pos="5496"/>
+        <w:tab w:val="left" w:pos="6412"/>
+        <w:tab w:val="left" w:pos="7328"/>
+        <w:tab w:val="left" w:pos="8244"/>
+        <w:tab w:val="left" w:pos="9160"/>
+        <w:tab w:val="left" w:pos="10076"/>
+        <w:tab w:val="left" w:pos="10992"/>
+        <w:tab w:val="left" w:pos="11908"/>
+        <w:tab w:val="left" w:pos="12824"/>
+        <w:tab w:val="left" w:pos="13740"/>
+        <w:tab w:val="left" w:pos="14656"/>
+      </w:tabs>
+      <w:jc w:val="left"/>
+    </w:pPr>
+    <w:rPr>
+      <w:rFonts w:hint="eastAsia" w:ascii="SimSun" w:hAnsi="SimSun" w:eastAsia="SimSun" w:cs="SimSun"/>
+      <w:kern w:val="0"/>
+      <w:sz w:val="24"/>
+      <w:szCs w:val="24"/>
+      <w:lang w:val="en-US" w:eastAsia="zh-CN" w:bidi="ar"/>
+    </w:rPr>
+  </w:style>
+  <w:style w:type="paragraph" w:styleId="6">
+    <w:name w:val="Normal (Web)"/>
+    <w:uiPriority w:val="0"/>
+    <w:pPr>
+      <w:spacing w:before="0" w:beforeAutospacing="1" w:after="0" w:afterAutospacing="1"/>
+      <w:ind w:left="0" w:right="0"/>
+      <w:jc w:val="left"/>
+    </w:pPr>
+    <w:rPr>
+      <w:kern w:val="0"/>
+      <w:sz w:val="24"/>
+      <w:szCs w:val="24"/>
+      <w:lang w:val="en-US" w:eastAsia="zh-CN" w:bidi="ar"/>
+    </w:rPr>
+  </w:style>
+  <w:style w:type="character" w:styleId="7">
+    <w:name w:val="Strong"/>
+    <w:basedOn w:val="2"/>
+    <w:qFormat/>
+    <w:uiPriority w:val="0"/>
+    <w:rPr>
+      <w:b/>
+      <w:bCs/>
+    </w:rPr>
+  </w:style>
 </w:styles>
 </file>
 
